--- a/docs/QSC_Atlas_Theoretical_Verification_Log.docx
+++ b/docs/QSC_Atlas_Theoretical_Verification_Log.docx
@@ -229,7 +229,7 @@
                 <w:color w:val="1A1A1A"/>
                 <w:sz w:val="17"/>
               </w:rPr>
-              <w:t>Kept. Now also grounds the setter/contextualiser/taker vocabulary (see Blind row).</w:t>
+              <w:t>Kept, and verified against the source text ('who wins and who loses when standard-setting takes place'; institutional complementarity through timely information and a single voice). Now also grounds the standard-maker / contextualiser / taker vocabulary (see Blind row).</w:t>
             </w:r>
           </w:p>
         </w:tc>
@@ -288,7 +288,7 @@
                 <w:color w:val="1A1A1A"/>
                 <w:sz w:val="17"/>
               </w:rPr>
-              <w:t>Engineering Rules: the first global history of voluntary consensus standard-setting since 1880; committee standards become de facto global norms.</w:t>
+              <w:t>Engineering Rules: the first global history of voluntary consensus standardisation since 1880; the actors it calls standardisers make standards that become de facto global norms.</w:t>
             </w:r>
           </w:p>
         </w:tc>
@@ -307,7 +307,7 @@
                 <w:color w:val="1A1A1A"/>
                 <w:sz w:val="17"/>
               </w:rPr>
-              <w:t>Tightened</w:t>
+              <w:t>Tightened, verified</w:t>
             </w:r>
           </w:p>
         </w:tc>
@@ -326,7 +326,7 @@
                 <w:color w:val="1A1A1A"/>
                 <w:sz w:val="17"/>
               </w:rPr>
-              <w:t>Reworded to 'voluntary consensus standard-setting'; removed the 'market incumbency' gloss the source does not stress.</w:t>
+              <w:t>Reworded to 'voluntary consensus standardisation'; 'market incumbency' removed. Verified against the source text.</w:t>
             </w:r>
           </w:p>
         </w:tc>
@@ -366,7 +366,7 @@
                 <w:color w:val="1A1A1A"/>
                 <w:sz w:val="17"/>
               </w:rPr>
-              <w:t>Original draft: a 'typology of standardisation strategies' supplying the setter/contextualiser/taker vocabulary.</w:t>
+              <w:t>Original draft: a 'typology of standardisation strategies' supplying the standard-maker / contextualiser / taker vocabulary.</w:t>
             </w:r>
           </w:p>
         </w:tc>
@@ -385,7 +385,7 @@
                 <w:color w:val="1A1A1A"/>
                 <w:sz w:val="17"/>
               </w:rPr>
-              <w:t>Blind gives a fourfold typology of standards FUNCTIONS (compatibility, quality, variety reduction, information), not a typology of setter/taker strategies.</w:t>
+              <w:t>Blind gives a fourfold typology of standards FUNCTIONS (compatibility, quality, variety reduction, information), not a typology of maker/taker strategies.</w:t>
             </w:r>
           </w:p>
         </w:tc>
@@ -423,7 +423,7 @@
                 <w:color w:val="1A1A1A"/>
                 <w:sz w:val="17"/>
               </w:rPr>
-              <w:t>Corrected. Blind now cited for the functional typology; the setter/contextualiser/taker vocabulary is reattributed to the power asymmetry in Buthe &amp; Mattli (2011). NB: the same misattribution appears in the thesis (Ch 6.1.3) and should be fixed there too.</w:t>
+              <w:t>Corrected. Blind now cited for the functional typology; the standard-maker / contextualiser / taker vocabulary is reattributed to the power asymmetry in Buthe &amp; Mattli (2011). NB: the same misattribution appears in the thesis (Ch 6.1.3) and should be fixed there too.</w:t>
             </w:r>
           </w:p>
         </w:tc>
@@ -1107,6 +1107,103 @@
           </w:p>
         </w:tc>
       </w:tr>
+      <w:tr>
+        <w:tc>
+          <w:tcPr>
+            <w:tcW w:type="dxa" w:w="1928"/>
+          </w:tcPr>
+          <w:p>
+            <w:pPr>
+              <w:spacing w:after="20" w:line="240" w:lineRule="auto"/>
+            </w:pPr>
+            <w:r>
+              <w:rPr>
+                <w:rFonts w:ascii="Arial" w:hAnsi="Arial"/>
+                <w:b w:val="0"/>
+                <w:color w:val="1A1A1A"/>
+                <w:sz w:val="17"/>
+              </w:rPr>
+              <w:t>Terminology: standard-setter to standard-maker</w:t>
+            </w:r>
+          </w:p>
+        </w:tc>
+        <w:tc>
+          <w:tcPr>
+            <w:tcW w:type="dxa" w:w="3515"/>
+          </w:tcPr>
+          <w:p>
+            <w:pPr>
+              <w:spacing w:after="20" w:line="240" w:lineRule="auto"/>
+            </w:pPr>
+            <w:r>
+              <w:rPr>
+                <w:rFonts w:ascii="Arial" w:hAnsi="Arial"/>
+                <w:b w:val="0"/>
+                <w:color w:val="1A1A1A"/>
+                <w:sz w:val="17"/>
+              </w:rPr>
+              <w:t>The role label 'standard-setter' is changed to 'standard-maker' at the researcher's request.</w:t>
+            </w:r>
+          </w:p>
+        </w:tc>
+        <w:tc>
+          <w:tcPr>
+            <w:tcW w:type="dxa" w:w="4309"/>
+          </w:tcPr>
+          <w:p>
+            <w:pPr>
+              <w:spacing w:after="20" w:line="240" w:lineRule="auto"/>
+            </w:pPr>
+            <w:r>
+              <w:rPr>
+                <w:rFonts w:ascii="Arial" w:hAnsi="Arial"/>
+                <w:b w:val="0"/>
+                <w:color w:val="1A1A1A"/>
+                <w:sz w:val="17"/>
+              </w:rPr>
+              <w:t>Neither source uses 'maker': Yates &amp; Murphy (2019) use 'standardisers' and 'standard setting', and Buthe &amp; Mattli (2011) use 'standard-setting'. The term is the Atlas's own, grounded in their concepts (standards made through consensus; first-mover advantage deciding whose making prevails).</w:t>
+            </w:r>
+          </w:p>
+        </w:tc>
+        <w:tc>
+          <w:tcPr>
+            <w:tcW w:type="dxa" w:w="1531"/>
+          </w:tcPr>
+          <w:p>
+            <w:pPr>
+              <w:spacing w:after="20" w:line="240" w:lineRule="auto"/>
+            </w:pPr>
+            <w:r>
+              <w:rPr>
+                <w:rFonts w:ascii="Arial" w:hAnsi="Arial"/>
+                <w:b w:val="0"/>
+                <w:color w:val="1A1A1A"/>
+                <w:sz w:val="17"/>
+              </w:rPr>
+              <w:t>Applied</w:t>
+            </w:r>
+          </w:p>
+        </w:tc>
+        <w:tc>
+          <w:tcPr>
+            <w:tcW w:type="dxa" w:w="3742"/>
+          </w:tcPr>
+          <w:p>
+            <w:pPr>
+              <w:spacing w:after="20" w:line="240" w:lineRule="auto"/>
+            </w:pPr>
+            <w:r>
+              <w:rPr>
+                <w:rFonts w:ascii="Arial" w:hAnsi="Arial"/>
+                <w:b w:val="0"/>
+                <w:color w:val="1A1A1A"/>
+                <w:sz w:val="17"/>
+              </w:rPr>
+              <w:t>Labels and prose updated across the report, the model document, the figures and the live-site role badge; internal data keys left as 'setter' for stability.</w:t>
+            </w:r>
+          </w:p>
+        </w:tc>
+      </w:tr>
     </w:tbl>
     <w:sectPr>
       <w:pgSz w:w="16838" w:h="11906" w:orient="landscape"/>
